--- a/engineering_spec_isuimpact_v1.docx
+++ b/engineering_spec_isuimpact_v1.docx
@@ -27,7 +27,7 @@
         <w:jc w:val="center"/>
       </w:pPr>
       <w:r>
-        <w:t>Version 1.0 • 2026-02-24</w:t>
+        <w:t>Version 1.1 • 2026-02-26  |  Last verified: 2026-02-26</w:t>
       </w:r>
     </w:p>
     <w:p/>
@@ -123,11 +123,9 @@
         <w:rPr>
           <w:b/>
         </w:rPr>
-        <w:t xml:space="preserve">Scaling: </w:t>
+        <w:t>Scaling: Compute per event (parallelize across events). Avoid storing all permutation draws; update exceedance counters streaming. Use M=10,000 permutations for publication-grade p-value resolution (flat across all events; see Section 8.2).</w:t>
       </w:r>
-      <w:r>
-        <w:t>Compute per event (parallelize across events). Avoid storing all permutation draws; update exceedance counters streaming. Use 5,000–10,000 permutations for publication-grade p-value resolution.</w:t>
-      </w:r>
+      <w:r/>
     </w:p>
     <w:p>
       <w:pPr>
@@ -284,7 +282,7 @@
         <w:pStyle w:val="ListBullet"/>
       </w:pPr>
       <w:r>
-        <w:t>factor[r] (GOE multiplier m_r for GOE rows; PCS factor f_r for PCS rows)</w:t>
+        <w:t>factor[r] (GOE multiplier m_r for GOE rows; PCS factor f_r for PCS rows). IMPORTANT — for GOE rows, obtain factor[r] from the goe_factors reference table (matched by season, discipline, element_pattern). Do NOT use goe_factor_inferred from the elements table: for combined elements (SyTw, OFT, DiSt in ice dance), goe_factor_inferred is unreliable because the trimmed mean spans multiple sub-elements. The effective factor is panel_goe_points / trimmed_mean_goe computed directly from raw judge scores.</w:t>
       </w:r>
     </w:p>
     <w:p>
@@ -663,7 +661,7 @@
     </w:p>
     <w:p>
       <w:r>
-        <w:t>For each judge j and category c, collect all observed marks for that event (or segment) and store the sorted sample array samples[j,c].</w:t>
+        <w:t>For each judge j and category c, collect all observed marks across ALL events in the dataset and store the sorted sample array samples[j,c]. IMPORTANT — CDF scope is GLOBAL: empirical CDFs are built once from the full multi-event database (all analyzed events) before any permutation test is run. Do not build per-event CDFs; using only the single event under test would produce different (and incorrect) quantile mappings.</w:t>
       </w:r>
     </w:p>
     <w:p>
@@ -985,7 +983,7 @@
     </w:p>
     <w:p>
       <w:r>
-        <w:t>8.2 Adaptive permutation strategy (recommended)</w:t>
+        <w:t>8.2 Permutation strategy (publication setting)</w:t>
       </w:r>
     </w:p>
     <w:p>
@@ -993,7 +991,7 @@
         <w:pStyle w:val="ListBullet"/>
       </w:pPr>
       <w:r>
-        <w:t>Run M=1,000 for all events initially; escalate to M=10,000 only for tests that are near a reporting threshold (e.g., q ≤ 0.10).</w:t>
+        <w:t>Use a FLAT M=10,000 permutations for ALL events uniformly. The published results (seed=20260223) used M=10,000 uniformly across all 142 analyzed events — not an adaptive strategy. An adaptive approach (escalate from M=1,000 near threshold) is viable for development/exploration but was not used for publication and should not be used when reproducing the published results.</w:t>
       </w:r>
     </w:p>
     <w:p>
@@ -1282,7 +1280,7 @@
         <w:pStyle w:val="ListBullet"/>
       </w:pPr>
       <w:r>
-        <w:t>Permutations: 5,000 for development; 10,000 for publication</w:t>
+        <w:t>Permutations: 10,000 (flat across all events; used for all published results)</w:t>
       </w:r>
     </w:p>
     <w:p>

--- a/engineering_spec_isuimpact_v1.docx
+++ b/engineering_spec_isuimpact_v1.docx
@@ -991,7 +991,7 @@
         <w:pStyle w:val="ListBullet"/>
       </w:pPr>
       <w:r>
-        <w:t>Use a FLAT M=10,000 permutations for ALL events uniformly. The published results (seed=20260223) used M=10,000 uniformly across all 142 analyzed events — not an adaptive strategy. An adaptive approach (escalate from M=1,000 near threshold) is viable for development/exploration but was not used for publication and should not be used when reproducing the published results.</w:t>
+        <w:t>Use a FLAT M=10,000 permutations for ALL events uniformly. The published results (seed=20260223) used M=10,000 uniformly across all 142 analyzed events — not an adaptive strategy. An adaptive approach (escalate from a smaller M near threshold) is viable for development/exploration but was not used for publication and should not be used when reproducing the published results.</w:t>
       </w:r>
     </w:p>
     <w:p>

--- a/engineering_spec_isuimpact_v1.docx
+++ b/engineering_spec_isuimpact_v1.docx
@@ -7,19 +7,9 @@
         <w:jc w:val="center"/>
       </w:pPr>
       <w:r>
-        <w:rPr>
-          <w:b/>
-          <w:sz w:val="36"/>
-        </w:rPr>
         <w:t>Engineering Specification</w:t>
-      </w:r>
-      <w:r>
-        <w:rPr>
-          <w:b/>
-          <w:sz w:val="36"/>
-        </w:rPr>
         <w:br/>
-        <w:t>ISU-Impact Pairwise Judge Bias Test with Distribution-Preserving (Quantile) Style Control</w:t>
+        <w:t>ISU-Impact Pairwise Judge Bias Test with Residual-Label (Delta-Exchange) Style Control</w:t>
       </w:r>
     </w:p>
     <w:p>
@@ -27,7 +17,7 @@
         <w:jc w:val="center"/>
       </w:pPr>
       <w:r>
-        <w:t>Version 1.1 • 2026-02-26  |  Last verified: 2026-02-26</w:t>
+        <w:t>Version 1.2 • 2026-02-26  |  Last verified: 2026-02-26</w:t>
       </w:r>
     </w:p>
     <w:p/>
@@ -78,13 +68,7 @@
         <w:pStyle w:val="ListBullet"/>
       </w:pPr>
       <w:r>
-        <w:rPr>
-          <w:b/>
-        </w:rPr>
-        <w:t xml:space="preserve">Null hypothesis: </w:t>
-      </w:r>
-      <w:r>
-        <w:t>Row-wise exchangeability after controlling for judge “style”. Each judge’s full marginal distribution of marks is preserved (separately for GOE and for each PCS component), while any stable judge-competitor association is destroyed by permuting percentiles within each row.</w:t>
+        <w:t>Null hypothesis: Delta-label exchangeability within pair. For each judge j and competitor pair (A,B), judge j’s delta values across A’s and B’s rows are exchangeable under the null of no directional bias. No CDF construction or percentile mapping required.</w:t>
       </w:r>
     </w:p>
     <w:p>
@@ -646,27 +630,40 @@
         <w:pStyle w:val="Heading1"/>
       </w:pPr>
       <w:r>
-        <w:t>6. Style control via distribution-preserving (quantile) mapping</w:t>
+        <w:t>6. Style control via residual-label (delta-exchange) permutation null</w:t>
       </w:r>
     </w:p>
     <w:p>
       <w:r>
-        <w:t>To control for judge scoring “style” beyond mean and variance, preserve each judge’s full marginal distribution of marks within each category. Categories are at minimum: GOE and each PCS component (e.g., PCS_SS, PCS_CO, PCS_PR).</w:t>
+        <w:t>The residual-label null (method tag: isuimpact_residual_v1) operates directly on the delta values Δ_{j,r} produced in Section 4. No empirical CDF construction or percentile mapping is required.</w:t>
       </w:r>
     </w:p>
     <w:p>
       <w:r>
-        <w:t>6.1 Empirical CDF per judge and category</w:t>
+        <w:t>6.1 Why delta values are exchangeable</w:t>
       </w:r>
     </w:p>
     <w:p>
       <w:r>
-        <w:t>For each judge j and category c, collect all observed marks across ALL events in the dataset and store the sorted sample array samples[j,c]. IMPORTANT — CDF scope is GLOBAL: empirical CDFs are built once from the full multi-event database (all analyzed events) before any permutation test is run. Do not build per-event CDFs; using only the single event under test would produce different (and incorrect) quantile mappings.</w:t>
+        <w:t>The delta Δ_{j,r} = F_r(actual) – F_r(neutralized_j) is a deviation from the panel consensus after median-of-8 neutralization. This removes the shared skater-quality signal at the row level. For testing whether judge j treats pair (A, B) differentially, the null is: judge j’s delta values are exchangeable across the two entries.</w:t>
       </w:r>
     </w:p>
     <w:p>
       <w:r>
-        <w:t>6.2 Percentile assignment with randomized tie handling</w:t>
+        <w:t>6.2 Permutation procedure (per judge j, per pair A, B)</w:t>
+      </w:r>
+    </w:p>
+    <w:p>
+      <w:r>
+        <w:t>1. Collect d_A = [Δ_{j,r} : r ∈ rows(A)] and d_B = [Δ_{j,r} : r ∈ rows(B)].
+2. Pool: d_pool = d_A ∪ d_B (|A|+|B| values).
+3. For t = 1..M: randomly split d_pool into groups of size |A| and |B|; compute B_perm = sum(group_A) − sum(group_B).
+4. p = (1 + #{|B_perm| ≥ |B_obs|}) / (M + 1).</w:t>
+      </w:r>
+    </w:p>
+    <w:p>
+      <w:r>
+        <w:t>Reference: Emerson, Seltzer &amp; Lin (2009). ‘Assessing Judging Bias: An Example From the 2000 Olympic Games.’ The American Statistician 63(2), 124–131.</w:t>
       </w:r>
     </w:p>
     <w:tbl>
@@ -719,11 +716,6 @@
         </w:tc>
       </w:tr>
     </w:tbl>
-    <w:p>
-      <w:r>
-        <w:t>6.3 Inverse CDF mapping (quantile)</w:t>
-      </w:r>
-    </w:p>
     <w:tbl>
       <w:tblPr>
         <w:tblStyle w:val="TableGrid"/>
@@ -759,16 +751,11 @@
       </w:tr>
     </w:tbl>
     <w:p>
-      <w:r>
-        <w:t>Because x_quant is drawn from the judge’s own historical marks, GOE remains integer and PCS remains on valid step sizes without additional rounding/clamping.</w:t>
-      </w:r>
-    </w:p>
-    <w:p>
       <w:pPr>
         <w:pStyle w:val="Heading1"/>
       </w:pPr>
       <w:r>
-        <w:t>7. Permutation test: style-preserving row-wise exchangeability</w:t>
+        <w:t>7. Permutation test: vectorised implementation</w:t>
       </w:r>
     </w:p>
     <w:p>
@@ -778,12 +765,14 @@
     </w:p>
     <w:p>
       <w:r>
-        <w:t>Within each row r, conditional on the set of percentile values {u_{r,1}..u_{r,9}}, judge labels are exchangeable. Equivalently: after controlling for each judge’s marginal distribution (style), there is no stable judge-competitor association.</w:t>
+        <w:t>For each judge j and competitor pair (A,B): pool judge j’s delta values for A’s rows and B’s rows, randomly split, and compute the simulated pairwise bias. The null is delta-label exchangeability across the two entries (Section 6).</w:t>
       </w:r>
     </w:p>
     <w:p>
       <w:r>
         <w:t>7.2 One permutation replicate</w:t>
+        <w:br/>
+        <w:t>Pool d_A and d_B into d_pool. Draw rng.permutation(|A|+|B|); assign first |A| indices to group A and remaining |B| to group B. Compute B_perm = sum(d_pool[group_A]) − sum(d_pool[group_B]).</w:t>
       </w:r>
     </w:p>
     <w:tbl>
@@ -863,6 +852,8 @@
     <w:p>
       <w:r>
         <w:t>7.3 Streaming exceedance counting (memory-safe)</w:t>
+        <w:br/>
+        <w:t>For each replicate update count_{j,A,B} += 1[ |B_perm| ≥ |B_obs| ]. Final p = (1 + count) / (M + 1). No matrix of size M × pairs is stored.</w:t>
       </w:r>
     </w:p>
     <w:tbl>
